--- a/F/F3/F3.6/F3.6.docx
+++ b/F/F3/F3.6/F3.6.docx
@@ -3,15 +3,46 @@
 <w:document xmlns:wpc="http://schemas.microsoft.com/office/word/2010/wordprocessingCanvas" xmlns:cx="http://schemas.microsoft.com/office/drawing/2014/chartex" xmlns:cx1="http://schemas.microsoft.com/office/drawing/2015/9/8/chartex" xmlns:cx2="http://schemas.microsoft.com/office/drawing/2015/10/21/chartex" xmlns:cx3="http://schemas.microsoft.com/office/drawing/2016/5/9/chartex" xmlns:cx4="http://schemas.microsoft.com/office/drawing/2016/5/10/chartex" xmlns:cx5="http://schemas.microsoft.com/office/drawing/2016/5/11/chartex" xmlns:cx6="http://schemas.microsoft.com/office/drawing/2016/5/12/chartex" xmlns:cx7="http://schemas.microsoft.com/office/drawing/2016/5/13/chartex" xmlns:cx8="http://schemas.microsoft.com/office/drawing/2016/5/14/chartex" xmlns:mc="http://schemas.openxmlformats.org/markup-compatibility/2006" xmlns:aink="http://schemas.microsoft.com/office/drawing/2016/ink" xmlns:am3d="http://schemas.microsoft.com/office/drawing/2017/model3d" xmlns:o="urn:schemas-microsoft-com:office:office" xmlns:oel="http://schemas.microsoft.com/office/2019/extlst" xmlns:r="http://schemas.openxmlformats.org/officeDocument/2006/relationships" xmlns:m="http://schemas.openxmlformats.org/officeDocument/2006/math" xmlns:v="urn:schemas-microsoft-com:vml" xmlns:wp14="http://schemas.microsoft.com/office/word/2010/wordprocessingDrawing" xmlns:wp="http://schemas.openxmlformats.org/drawingml/2006/wordprocessingDrawing" xmlns:w10="urn:schemas-microsoft-com:office:word" xmlns:w="http://schemas.openxmlformats.org/wordprocessingml/2006/main" xmlns:w14="http://schemas.microsoft.com/office/word/2010/wordml" xmlns:w15="http://schemas.microsoft.com/office/word/2012/wordml" xmlns:w16cex="http://schemas.microsoft.com/office/word/2018/wordml/cex" xmlns:w16cid="http://schemas.microsoft.com/office/word/2016/wordml/cid" xmlns:w16="http://schemas.microsoft.com/office/word/2018/wordml" xmlns:w16du="http://schemas.microsoft.com/office/word/2023/wordml/word16du" xmlns:w16sdtdh="http://schemas.microsoft.com/office/word/2020/wordml/sdtdatahash" xmlns:w16sdtfl="http://schemas.microsoft.com/office/word/2024/wordml/sdtformatlock" xmlns:w16se="http://schemas.microsoft.com/office/word/2015/wordml/symex" xmlns:wpg="http://schemas.microsoft.com/office/word/2010/wordprocessingGroup" xmlns:wpi="http://schemas.microsoft.com/office/word/2010/wordprocessingInk" xmlns:wne="http://schemas.microsoft.com/office/word/2006/wordml" xmlns:wps="http://schemas.microsoft.com/office/word/2010/wordprocessingShape" mc:Ignorable="w14 w15 w16se w16cid w16 w16cex w16sdtdh w16sdtfl w16du wp14">
   <w:body>
     <w:p>
-      <w:r>
-        <w:rPr>
-          <w:rFonts w:hint="eastAsia"/>
-        </w:rPr>
-        <w:t>F3.5.17</w:t>
-      </w:r>
-    </w:p>
-    <w:p>
-      <w:r>
+      <w:pPr>
+        <w:rPr>
+          <w:rFonts w:hint="eastAsia"/>
+        </w:rPr>
+      </w:pPr>
+      <w:r>
+        <w:rPr>
+          <w:rFonts w:hint="eastAsia"/>
+        </w:rPr>
+        <w:t>F3.</w:t>
+      </w:r>
+      <w:r>
+        <w:rPr>
+          <w:rFonts w:hint="eastAsia"/>
+        </w:rPr>
+        <w:t>6</w:t>
+      </w:r>
+      <w:r>
+        <w:rPr>
+          <w:rFonts w:hint="eastAsia"/>
+        </w:rPr>
+        <w:t>.</w:t>
+      </w:r>
+      <w:r>
+        <w:rPr>
+          <w:rFonts w:hint="eastAsia"/>
+        </w:rPr>
+        <w:t>1</w:t>
+      </w:r>
+    </w:p>
+    <w:p>
+      <w:pPr>
+        <w:rPr>
+          <w:rFonts w:hint="eastAsia"/>
+        </w:rPr>
+      </w:pPr>
+      <w:r>
+        <w:rPr>
+          <w:noProof/>
+        </w:rPr>
         <w:drawing>
           <wp:inline distT="0" distB="0" distL="0" distR="0" wp14:anchorId="44645086" wp14:editId="5771F35A">
             <wp:extent cx="5274310" cy="1252220"/>
@@ -56,6 +87,9 @@
           <w:ilvl w:val="0"/>
           <w:numId w:val="1"/>
         </w:numPr>
+        <w:rPr>
+          <w:rFonts w:hint="eastAsia"/>
+        </w:rPr>
       </w:pPr>
       <w:r>
         <w:rPr>
@@ -78,7 +112,15 @@
       </w:r>
     </w:p>
     <w:p>
-      <w:r>
+      <w:pPr>
+        <w:rPr>
+          <w:rFonts w:hint="eastAsia"/>
+        </w:rPr>
+      </w:pPr>
+      <w:r>
+        <w:rPr>
+          <w:noProof/>
+        </w:rPr>
         <w:drawing>
           <wp:inline distT="0" distB="0" distL="0" distR="0" wp14:anchorId="4991B942" wp14:editId="767CF296">
             <wp:extent cx="5274310" cy="1717675"/>
@@ -116,19 +158,47 @@
         </w:drawing>
       </w:r>
     </w:p>
-    <w:p/>
-    <w:p/>
-    <w:p/>
-    <w:p>
-      <w:r>
-        <w:rPr>
-          <w:rFonts w:hint="eastAsia"/>
-        </w:rPr>
-        <w:t>F3.5.18</w:t>
-      </w:r>
-    </w:p>
-    <w:p>
-      <w:r>
+    <w:p>
+      <w:pPr>
+        <w:rPr>
+          <w:rFonts w:hint="eastAsia"/>
+        </w:rPr>
+      </w:pPr>
+      <w:r>
+        <w:rPr>
+          <w:rFonts w:hint="eastAsia"/>
+        </w:rPr>
+        <w:t>F3.</w:t>
+      </w:r>
+      <w:r>
+        <w:rPr>
+          <w:rFonts w:hint="eastAsia"/>
+        </w:rPr>
+        <w:t>6</w:t>
+      </w:r>
+      <w:r>
+        <w:rPr>
+          <w:rFonts w:hint="eastAsia"/>
+        </w:rPr>
+        <w:t>.</w:t>
+      </w:r>
+      <w:r>
+        <w:rPr>
+          <w:rFonts w:hint="eastAsia"/>
+        </w:rPr>
+        <w:t>2</w:t>
+      </w:r>
+    </w:p>
+    <w:p>
+      <w:pPr>
+        <w:rPr>
+          <w:rFonts w:hint="eastAsia"/>
+        </w:rPr>
+      </w:pPr>
+      <w:r>
+        <w:rPr>
+          <w:noProof/>
+        </w:rPr>
         <w:drawing>
           <wp:inline distT="0" distB="0" distL="0" distR="0" wp14:anchorId="32736DFD" wp14:editId="114F4261">
             <wp:extent cx="5274310" cy="1280160"/>
@@ -172,17 +242,133 @@
           <w:rFonts w:hint="eastAsia"/>
         </w:rPr>
       </w:pPr>
-    </w:p>
-    <w:p>
-      <w:r>
-        <w:rPr>
-          <w:rFonts w:hint="eastAsia"/>
-        </w:rPr>
-        <w:t>F3.5.19</w:t>
-      </w:r>
-    </w:p>
-    <w:p>
-      <w:r>
+      <w:r>
+        <w:rPr>
+          <w:rFonts w:hint="eastAsia"/>
+        </w:rPr>
+        <w:t>验证：</w:t>
+      </w:r>
+      <w:r>
+        <w:t>0b1010 (-2)</w:t>
+      </w:r>
+      <w:r>
+        <w:rPr>
+          <w:rFonts w:hint="eastAsia"/>
+        </w:rPr>
+        <w:t>与</w:t>
+      </w:r>
+      <w:r>
+        <w:t>0b1011 (-3)</w:t>
+      </w:r>
+      <w:r>
+        <w:rPr>
+          <w:rFonts w:hint="eastAsia"/>
+        </w:rPr>
+        <w:t>相加 即</w:t>
+      </w:r>
+      <w:r>
+        <w:t>-2 + (-3) = -5</w:t>
+      </w:r>
+      <w:r>
+        <w:rPr>
+          <w:rFonts w:hint="eastAsia"/>
+        </w:rPr>
+        <w:t>(</w:t>
+      </w:r>
+      <w:r>
+        <w:t>0b1101</w:t>
+      </w:r>
+      <w:r>
+        <w:rPr>
+          <w:rFonts w:hint="eastAsia"/>
+        </w:rPr>
+        <w:t>)</w:t>
+      </w:r>
+    </w:p>
+    <w:p>
+      <w:pPr>
+        <w:rPr>
+          <w:rFonts w:hint="eastAsia"/>
+        </w:rPr>
+      </w:pPr>
+      <w:r>
+        <w:rPr>
+          <w:noProof/>
+        </w:rPr>
+        <w:drawing>
+          <wp:inline distT="0" distB="0" distL="0" distR="0" wp14:anchorId="027B35FF" wp14:editId="72937556">
+            <wp:extent cx="5274310" cy="3191510"/>
+            <wp:effectExtent l="0" t="0" r="2540" b="8890"/>
+            <wp:docPr id="800092099" name="图片 1"/>
+            <wp:cNvGraphicFramePr>
+              <a:graphicFrameLocks xmlns:a="http://schemas.openxmlformats.org/drawingml/2006/main" noChangeAspect="1"/>
+            </wp:cNvGraphicFramePr>
+            <a:graphic xmlns:a="http://schemas.openxmlformats.org/drawingml/2006/main">
+              <a:graphicData uri="http://schemas.openxmlformats.org/drawingml/2006/picture">
+                <pic:pic xmlns:pic="http://schemas.openxmlformats.org/drawingml/2006/picture">
+                  <pic:nvPicPr>
+                    <pic:cNvPr id="800092099" name=""/>
+                    <pic:cNvPicPr/>
+                  </pic:nvPicPr>
+                  <pic:blipFill>
+                    <a:blip r:embed="rId10"/>
+                    <a:stretch>
+                      <a:fillRect/>
+                    </a:stretch>
+                  </pic:blipFill>
+                  <pic:spPr>
+                    <a:xfrm>
+                      <a:off x="0" y="0"/>
+                      <a:ext cx="5274310" cy="3191510"/>
+                    </a:xfrm>
+                    <a:prstGeom prst="rect">
+                      <a:avLst/>
+                    </a:prstGeom>
+                  </pic:spPr>
+                </pic:pic>
+              </a:graphicData>
+            </a:graphic>
+          </wp:inline>
+        </w:drawing>
+      </w:r>
+    </w:p>
+    <w:p>
+      <w:pPr>
+        <w:rPr>
+          <w:rFonts w:hint="eastAsia"/>
+        </w:rPr>
+      </w:pPr>
+      <w:r>
+        <w:rPr>
+          <w:rFonts w:hint="eastAsia"/>
+        </w:rPr>
+        <w:lastRenderedPageBreak/>
+        <w:t>F3.</w:t>
+      </w:r>
+      <w:r>
+        <w:rPr>
+          <w:rFonts w:hint="eastAsia"/>
+        </w:rPr>
+        <w:t>6</w:t>
+      </w:r>
+      <w:r>
+        <w:rPr>
+          <w:rFonts w:hint="eastAsia"/>
+        </w:rPr>
+        <w:t>.</w:t>
+      </w:r>
+      <w:r>
+        <w:rPr>
+          <w:rFonts w:hint="eastAsia"/>
+        </w:rPr>
+        <w:t>3</w:t>
+      </w:r>
+    </w:p>
+    <w:p>
+      <w:r>
+        <w:rPr>
+          <w:noProof/>
+        </w:rPr>
         <w:drawing>
           <wp:inline distT="0" distB="0" distL="0" distR="0" wp14:anchorId="28B230F2" wp14:editId="570C861C">
             <wp:extent cx="5274310" cy="824865"/>
@@ -199,7 +385,7 @@
                     <pic:cNvPicPr/>
                   </pic:nvPicPr>
                   <pic:blipFill>
-                    <a:blip r:embed="rId10"/>
+                    <a:blip r:embed="rId11"/>
                     <a:stretch>
                       <a:fillRect/>
                     </a:stretch>
@@ -220,6 +406,352 @@
         </w:drawing>
       </w:r>
     </w:p>
+    <w:p>
+      <w:pPr>
+        <w:rPr>
+          <w:rFonts w:hint="eastAsia"/>
+        </w:rPr>
+      </w:pPr>
+      <w:r>
+        <w:rPr>
+          <w:rFonts w:hint="eastAsia"/>
+        </w:rPr>
+        <w:t>方案：先把输入转成原码，再用原先设计的原码加法器进行相加，再把结果转换成反码输出</w:t>
+      </w:r>
+    </w:p>
+    <w:p>
+      <w:pPr>
+        <w:rPr>
+          <w:rFonts w:hint="eastAsia"/>
+        </w:rPr>
+      </w:pPr>
+      <w:r>
+        <w:drawing>
+          <wp:inline distT="0" distB="0" distL="0" distR="0" wp14:anchorId="2BF88D90" wp14:editId="184E0115">
+            <wp:extent cx="5274310" cy="2932430"/>
+            <wp:effectExtent l="0" t="0" r="2540" b="1270"/>
+            <wp:docPr id="562713214" name="图片 1"/>
+            <wp:cNvGraphicFramePr>
+              <a:graphicFrameLocks xmlns:a="http://schemas.openxmlformats.org/drawingml/2006/main" noChangeAspect="1"/>
+            </wp:cNvGraphicFramePr>
+            <a:graphic xmlns:a="http://schemas.openxmlformats.org/drawingml/2006/main">
+              <a:graphicData uri="http://schemas.openxmlformats.org/drawingml/2006/picture">
+                <pic:pic xmlns:pic="http://schemas.openxmlformats.org/drawingml/2006/picture">
+                  <pic:nvPicPr>
+                    <pic:cNvPr id="562713214" name=""/>
+                    <pic:cNvPicPr/>
+                  </pic:nvPicPr>
+                  <pic:blipFill>
+                    <a:blip r:embed="rId12"/>
+                    <a:stretch>
+                      <a:fillRect/>
+                    </a:stretch>
+                  </pic:blipFill>
+                  <pic:spPr>
+                    <a:xfrm>
+                      <a:off x="0" y="0"/>
+                      <a:ext cx="5274310" cy="2932430"/>
+                    </a:xfrm>
+                    <a:prstGeom prst="rect">
+                      <a:avLst/>
+                    </a:prstGeom>
+                  </pic:spPr>
+                </pic:pic>
+              </a:graphicData>
+            </a:graphic>
+          </wp:inline>
+        </w:drawing>
+      </w:r>
+    </w:p>
+    <w:p>
+      <w:pPr>
+        <w:rPr>
+          <w:rFonts w:hint="eastAsia"/>
+        </w:rPr>
+      </w:pPr>
+    </w:p>
+    <w:p>
+      <w:r>
+        <w:rPr>
+          <w:rFonts w:hint="eastAsia"/>
+        </w:rPr>
+        <w:t>F3.6.4</w:t>
+      </w:r>
+    </w:p>
+    <w:p>
+      <w:r>
+        <w:drawing>
+          <wp:inline distT="0" distB="0" distL="0" distR="0" wp14:anchorId="1B87AF69" wp14:editId="3ADEAC91">
+            <wp:extent cx="5274310" cy="1259840"/>
+            <wp:effectExtent l="0" t="0" r="2540" b="0"/>
+            <wp:docPr id="891356358" name="图片 1"/>
+            <wp:cNvGraphicFramePr>
+              <a:graphicFrameLocks xmlns:a="http://schemas.openxmlformats.org/drawingml/2006/main" noChangeAspect="1"/>
+            </wp:cNvGraphicFramePr>
+            <a:graphic xmlns:a="http://schemas.openxmlformats.org/drawingml/2006/main">
+              <a:graphicData uri="http://schemas.openxmlformats.org/drawingml/2006/picture">
+                <pic:pic xmlns:pic="http://schemas.openxmlformats.org/drawingml/2006/picture">
+                  <pic:nvPicPr>
+                    <pic:cNvPr id="891356358" name=""/>
+                    <pic:cNvPicPr/>
+                  </pic:nvPicPr>
+                  <pic:blipFill>
+                    <a:blip r:embed="rId13"/>
+                    <a:stretch>
+                      <a:fillRect/>
+                    </a:stretch>
+                  </pic:blipFill>
+                  <pic:spPr>
+                    <a:xfrm>
+                      <a:off x="0" y="0"/>
+                      <a:ext cx="5274310" cy="1259840"/>
+                    </a:xfrm>
+                    <a:prstGeom prst="rect">
+                      <a:avLst/>
+                    </a:prstGeom>
+                  </pic:spPr>
+                </pic:pic>
+              </a:graphicData>
+            </a:graphic>
+          </wp:inline>
+        </w:drawing>
+      </w:r>
+    </w:p>
+    <w:p>
+      <w:pPr>
+        <w:rPr>
+          <w:rFonts w:hint="eastAsia"/>
+        </w:rPr>
+      </w:pPr>
+      <w:r>
+        <w:drawing>
+          <wp:inline distT="0" distB="0" distL="0" distR="0" wp14:anchorId="3AECD157" wp14:editId="49EEE825">
+            <wp:extent cx="4834467" cy="1364314"/>
+            <wp:effectExtent l="0" t="0" r="4445" b="7620"/>
+            <wp:docPr id="396631317" name="图片 1"/>
+            <wp:cNvGraphicFramePr>
+              <a:graphicFrameLocks xmlns:a="http://schemas.openxmlformats.org/drawingml/2006/main" noChangeAspect="1"/>
+            </wp:cNvGraphicFramePr>
+            <a:graphic xmlns:a="http://schemas.openxmlformats.org/drawingml/2006/main">
+              <a:graphicData uri="http://schemas.openxmlformats.org/drawingml/2006/picture">
+                <pic:pic xmlns:pic="http://schemas.openxmlformats.org/drawingml/2006/picture">
+                  <pic:nvPicPr>
+                    <pic:cNvPr id="396631317" name=""/>
+                    <pic:cNvPicPr/>
+                  </pic:nvPicPr>
+                  <pic:blipFill>
+                    <a:blip r:embed="rId14"/>
+                    <a:stretch>
+                      <a:fillRect/>
+                    </a:stretch>
+                  </pic:blipFill>
+                  <pic:spPr>
+                    <a:xfrm>
+                      <a:off x="0" y="0"/>
+                      <a:ext cx="4855407" cy="1370223"/>
+                    </a:xfrm>
+                    <a:prstGeom prst="rect">
+                      <a:avLst/>
+                    </a:prstGeom>
+                  </pic:spPr>
+                </pic:pic>
+              </a:graphicData>
+            </a:graphic>
+          </wp:inline>
+        </w:drawing>
+      </w:r>
+    </w:p>
+    <w:p>
+      <w:r>
+        <w:lastRenderedPageBreak/>
+        <w:drawing>
+          <wp:inline distT="0" distB="0" distL="0" distR="0" wp14:anchorId="60430461" wp14:editId="7155380F">
+            <wp:extent cx="5274310" cy="1472565"/>
+            <wp:effectExtent l="0" t="0" r="2540" b="0"/>
+            <wp:docPr id="1924007992" name="图片 1"/>
+            <wp:cNvGraphicFramePr>
+              <a:graphicFrameLocks xmlns:a="http://schemas.openxmlformats.org/drawingml/2006/main" noChangeAspect="1"/>
+            </wp:cNvGraphicFramePr>
+            <a:graphic xmlns:a="http://schemas.openxmlformats.org/drawingml/2006/main">
+              <a:graphicData uri="http://schemas.openxmlformats.org/drawingml/2006/picture">
+                <pic:pic xmlns:pic="http://schemas.openxmlformats.org/drawingml/2006/picture">
+                  <pic:nvPicPr>
+                    <pic:cNvPr id="1924007992" name=""/>
+                    <pic:cNvPicPr/>
+                  </pic:nvPicPr>
+                  <pic:blipFill>
+                    <a:blip r:embed="rId15"/>
+                    <a:stretch>
+                      <a:fillRect/>
+                    </a:stretch>
+                  </pic:blipFill>
+                  <pic:spPr>
+                    <a:xfrm>
+                      <a:off x="0" y="0"/>
+                      <a:ext cx="5274310" cy="1472565"/>
+                    </a:xfrm>
+                    <a:prstGeom prst="rect">
+                      <a:avLst/>
+                    </a:prstGeom>
+                  </pic:spPr>
+                </pic:pic>
+              </a:graphicData>
+            </a:graphic>
+          </wp:inline>
+        </w:drawing>
+      </w:r>
+    </w:p>
+    <w:p>
+      <w:r>
+        <w:rPr>
+          <w:rFonts w:hint="eastAsia"/>
+        </w:rPr>
+        <w:t>F3.6.3/F3.6.4验证用例：</w:t>
+      </w:r>
+    </w:p>
+    <w:p>
+      <w:r>
+        <w:drawing>
+          <wp:inline distT="0" distB="0" distL="0" distR="0" wp14:anchorId="7F9071C5" wp14:editId="7C5FF5D6">
+            <wp:extent cx="5274310" cy="1384935"/>
+            <wp:effectExtent l="0" t="0" r="2540" b="5715"/>
+            <wp:docPr id="1691209827" name="图片 2"/>
+            <wp:cNvGraphicFramePr>
+              <a:graphicFrameLocks xmlns:a="http://schemas.openxmlformats.org/drawingml/2006/main" noChangeAspect="1"/>
+            </wp:cNvGraphicFramePr>
+            <a:graphic xmlns:a="http://schemas.openxmlformats.org/drawingml/2006/main">
+              <a:graphicData uri="http://schemas.openxmlformats.org/drawingml/2006/picture">
+                <pic:pic xmlns:pic="http://schemas.openxmlformats.org/drawingml/2006/picture">
+                  <pic:nvPicPr>
+                    <pic:cNvPr id="0" name="Picture 6"/>
+                    <pic:cNvPicPr>
+                      <a:picLocks noChangeAspect="1" noChangeArrowheads="1"/>
+                    </pic:cNvPicPr>
+                  </pic:nvPicPr>
+                  <pic:blipFill>
+                    <a:blip r:embed="rId16" cstate="print">
+                      <a:extLst>
+                        <a:ext uri="{28A0092B-C50C-407E-A947-70E740481C1C}">
+                          <a14:useLocalDpi xmlns:a14="http://schemas.microsoft.com/office/drawing/2010/main" val="0"/>
+                        </a:ext>
+                      </a:extLst>
+                    </a:blip>
+                    <a:srcRect/>
+                    <a:stretch>
+                      <a:fillRect/>
+                    </a:stretch>
+                  </pic:blipFill>
+                  <pic:spPr bwMode="auto">
+                    <a:xfrm>
+                      <a:off x="0" y="0"/>
+                      <a:ext cx="5274310" cy="1384935"/>
+                    </a:xfrm>
+                    <a:prstGeom prst="rect">
+                      <a:avLst/>
+                    </a:prstGeom>
+                    <a:noFill/>
+                    <a:ln>
+                      <a:noFill/>
+                    </a:ln>
+                  </pic:spPr>
+                </pic:pic>
+              </a:graphicData>
+            </a:graphic>
+          </wp:inline>
+        </w:drawing>
+      </w:r>
+    </w:p>
+    <w:p>
+      <w:pPr>
+        <w:rPr>
+          <w:rFonts w:hint="eastAsia"/>
+        </w:rPr>
+      </w:pPr>
+      <w:r>
+        <w:rPr>
+          <w:rFonts w:hint="eastAsia"/>
+        </w:rPr>
+        <w:t>F3.6.5</w:t>
+      </w:r>
+    </w:p>
+    <w:p>
+      <w:r>
+        <w:drawing>
+          <wp:inline distT="0" distB="0" distL="0" distR="0" wp14:anchorId="345ED71B" wp14:editId="37925B6C">
+            <wp:extent cx="5274310" cy="1067435"/>
+            <wp:effectExtent l="0" t="0" r="2540" b="0"/>
+            <wp:docPr id="469862528" name="图片 1"/>
+            <wp:cNvGraphicFramePr>
+              <a:graphicFrameLocks xmlns:a="http://schemas.openxmlformats.org/drawingml/2006/main" noChangeAspect="1"/>
+            </wp:cNvGraphicFramePr>
+            <a:graphic xmlns:a="http://schemas.openxmlformats.org/drawingml/2006/main">
+              <a:graphicData uri="http://schemas.openxmlformats.org/drawingml/2006/picture">
+                <pic:pic xmlns:pic="http://schemas.openxmlformats.org/drawingml/2006/picture">
+                  <pic:nvPicPr>
+                    <pic:cNvPr id="469862528" name=""/>
+                    <pic:cNvPicPr/>
+                  </pic:nvPicPr>
+                  <pic:blipFill>
+                    <a:blip r:embed="rId17"/>
+                    <a:stretch>
+                      <a:fillRect/>
+                    </a:stretch>
+                  </pic:blipFill>
+                  <pic:spPr>
+                    <a:xfrm>
+                      <a:off x="0" y="0"/>
+                      <a:ext cx="5274310" cy="1067435"/>
+                    </a:xfrm>
+                    <a:prstGeom prst="rect">
+                      <a:avLst/>
+                    </a:prstGeom>
+                  </pic:spPr>
+                </pic:pic>
+              </a:graphicData>
+            </a:graphic>
+          </wp:inline>
+        </w:drawing>
+      </w:r>
+    </w:p>
+    <w:p>
+      <w:r>
+        <w:drawing>
+          <wp:inline distT="0" distB="0" distL="0" distR="0" wp14:anchorId="367F2569" wp14:editId="6B0442AA">
+            <wp:extent cx="5274310" cy="3699510"/>
+            <wp:effectExtent l="0" t="0" r="2540" b="0"/>
+            <wp:docPr id="1881975888" name="图片 1"/>
+            <wp:cNvGraphicFramePr>
+              <a:graphicFrameLocks xmlns:a="http://schemas.openxmlformats.org/drawingml/2006/main" noChangeAspect="1"/>
+            </wp:cNvGraphicFramePr>
+            <a:graphic xmlns:a="http://schemas.openxmlformats.org/drawingml/2006/main">
+              <a:graphicData uri="http://schemas.openxmlformats.org/drawingml/2006/picture">
+                <pic:pic xmlns:pic="http://schemas.openxmlformats.org/drawingml/2006/picture">
+                  <pic:nvPicPr>
+                    <pic:cNvPr id="1881975888" name=""/>
+                    <pic:cNvPicPr/>
+                  </pic:nvPicPr>
+                  <pic:blipFill>
+                    <a:blip r:embed="rId18"/>
+                    <a:stretch>
+                      <a:fillRect/>
+                    </a:stretch>
+                  </pic:blipFill>
+                  <pic:spPr>
+                    <a:xfrm>
+                      <a:off x="0" y="0"/>
+                      <a:ext cx="5274310" cy="3699510"/>
+                    </a:xfrm>
+                    <a:prstGeom prst="rect">
+                      <a:avLst/>
+                    </a:prstGeom>
+                  </pic:spPr>
+                </pic:pic>
+              </a:graphicData>
+            </a:graphic>
+          </wp:inline>
+        </w:drawing>
+      </w:r>
+    </w:p>
     <w:p/>
     <w:p>
       <w:pPr>
@@ -231,15 +763,166 @@
         <w:rPr>
           <w:rFonts w:hint="eastAsia"/>
         </w:rPr>
-        <w:t>F3.5.20</w:t>
-      </w:r>
-    </w:p>
-    <w:p>
-      <w:pPr>
-        <w:rPr>
-          <w:rFonts w:hint="eastAsia"/>
-        </w:rPr>
-      </w:pPr>
+        <w:lastRenderedPageBreak/>
+        <w:t>溢出条件</w:t>
+      </w:r>
+      <w:r>
+        <w:rPr>
+          <w:rFonts w:hint="eastAsia"/>
+        </w:rPr>
+        <w:t>：</w:t>
+      </w:r>
+    </w:p>
+    <w:p>
+      <w:pPr>
+        <w:rPr>
+          <w:rFonts w:hint="eastAsia"/>
+        </w:rPr>
+      </w:pPr>
+      <w:r>
+        <w:rPr>
+          <w:rFonts w:hint="eastAsia"/>
+        </w:rPr>
+        <w:t xml:space="preserve">  从真值表可以看出，溢出只发生在：</w:t>
+      </w:r>
+    </w:p>
+    <w:p>
+      <w:pPr>
+        <w:rPr>
+          <w:rFonts w:hint="eastAsia"/>
+        </w:rPr>
+      </w:pPr>
+      <w:r>
+        <w:rPr>
+          <w:rFonts w:hint="eastAsia"/>
+        </w:rPr>
+        <w:t xml:space="preserve">  - C_in = 1, C_out = 0（正+正=负）</w:t>
+      </w:r>
+    </w:p>
+    <w:p>
+      <w:pPr>
+        <w:rPr>
+          <w:rFonts w:hint="eastAsia"/>
+        </w:rPr>
+      </w:pPr>
+      <w:r>
+        <w:rPr>
+          <w:rFonts w:hint="eastAsia"/>
+        </w:rPr>
+        <w:t xml:space="preserve">  - C_in = 0, C_out = 1（负+负=正）</w:t>
+      </w:r>
+    </w:p>
+    <w:p>
+      <w:r>
+        <w:rPr>
+          <w:rFonts w:hint="eastAsia"/>
+        </w:rPr>
+        <w:t>正好是 C_in XOR C_out = 1 的情况。</w:t>
+      </w:r>
+    </w:p>
+    <w:p>
+      <w:r>
+        <w:drawing>
+          <wp:inline distT="0" distB="0" distL="0" distR="0" wp14:anchorId="02CD475E" wp14:editId="39EE845E">
+            <wp:extent cx="5274310" cy="2973070"/>
+            <wp:effectExtent l="0" t="0" r="2540" b="0"/>
+            <wp:docPr id="582786859" name="图片 1"/>
+            <wp:cNvGraphicFramePr>
+              <a:graphicFrameLocks xmlns:a="http://schemas.openxmlformats.org/drawingml/2006/main" noChangeAspect="1"/>
+            </wp:cNvGraphicFramePr>
+            <a:graphic xmlns:a="http://schemas.openxmlformats.org/drawingml/2006/main">
+              <a:graphicData uri="http://schemas.openxmlformats.org/drawingml/2006/picture">
+                <pic:pic xmlns:pic="http://schemas.openxmlformats.org/drawingml/2006/picture">
+                  <pic:nvPicPr>
+                    <pic:cNvPr id="582786859" name=""/>
+                    <pic:cNvPicPr/>
+                  </pic:nvPicPr>
+                  <pic:blipFill>
+                    <a:blip r:embed="rId19"/>
+                    <a:stretch>
+                      <a:fillRect/>
+                    </a:stretch>
+                  </pic:blipFill>
+                  <pic:spPr>
+                    <a:xfrm>
+                      <a:off x="0" y="0"/>
+                      <a:ext cx="5274310" cy="2973070"/>
+                    </a:xfrm>
+                    <a:prstGeom prst="rect">
+                      <a:avLst/>
+                    </a:prstGeom>
+                  </pic:spPr>
+                </pic:pic>
+              </a:graphicData>
+            </a:graphic>
+          </wp:inline>
+        </w:drawing>
+      </w:r>
+    </w:p>
+    <w:p>
+      <w:pPr>
+        <w:rPr>
+          <w:rFonts w:hint="eastAsia"/>
+        </w:rPr>
+      </w:pPr>
+      <w:r>
+        <w:rPr>
+          <w:rFonts w:hint="eastAsia"/>
+        </w:rPr>
+        <w:t>正+正=负（溢出！）</w:t>
+      </w:r>
+    </w:p>
+    <w:p>
+      <w:pPr>
+        <w:rPr>
+          <w:rFonts w:hint="eastAsia"/>
+        </w:rPr>
+      </w:pPr>
+      <w:r>
+        <w:rPr>
+          <w:rFonts w:hint="eastAsia"/>
+        </w:rPr>
+        <w:t xml:space="preserve">    5 = 0101</w:t>
+      </w:r>
+    </w:p>
+    <w:p>
+      <w:pPr>
+        <w:rPr>
+          <w:rFonts w:hint="eastAsia"/>
+        </w:rPr>
+      </w:pPr>
+      <w:r>
+        <w:rPr>
+          <w:rFonts w:hint="eastAsia"/>
+        </w:rPr>
+        <w:t xml:space="preserve">  + 4 = 0100</w:t>
+      </w:r>
+    </w:p>
+    <w:p>
+      <w:pPr>
+        <w:rPr>
+          <w:rFonts w:hint="eastAsia"/>
+        </w:rPr>
+      </w:pPr>
+      <w:r>
+        <w:rPr>
+          <w:rFonts w:hint="eastAsia"/>
+        </w:rPr>
+        <w:t xml:space="preserve">  --------</w:t>
+      </w:r>
+    </w:p>
+    <w:p>
+      <w:pPr>
+        <w:rPr>
+          <w:rFonts w:hint="eastAsia"/>
+        </w:rPr>
+      </w:pPr>
+      <w:r>
+        <w:rPr>
+          <w:rFonts w:hint="eastAsia"/>
+        </w:rPr>
+        <w:t xml:space="preserve">    9 = 1001 → 按补码解释为 -7，但正确结果是 9</w:t>
+      </w:r>
     </w:p>
     <w:sectPr>
       <w:pgSz w:w="11906" w:h="16838"/>
@@ -1009,7 +1692,6 @@
   <w:style w:type="character" w:default="1" w:styleId="a0">
     <w:name w:val="Default Paragraph Font"/>
     <w:uiPriority w:val="1"/>
-    <w:semiHidden/>
     <w:unhideWhenUsed/>
   </w:style>
   <w:style w:type="table" w:default="1" w:styleId="a1">
